--- a/docs/reviews/DSS6_Audit_Review_20260924-3f723d0d.docx
+++ b/docs/reviews/DSS6_Audit_Review_20260924-3f723d0d.docx
@@ -400,7 +400,7 @@
                 <w:sz w:val="16"/>
                 <w:szCs w:val="16"/>
               </w:rPr>
-              <w:t xml:space="preserve">433</w:t>
+              <w:t xml:space="preserve">431</w:t>
             </w:r>
           </w:p>
         </w:tc>
@@ -534,7 +534,7 @@
                 <w:sz w:val="16"/>
                 <w:szCs w:val="16"/>
               </w:rPr>
-              <w:t xml:space="preserve">187</w:t>
+              <w:t xml:space="preserve">189</w:t>
             </w:r>
           </w:p>
         </w:tc>
@@ -755,7 +755,7 @@
         <w:rPr>
           <w:rFonts w:ascii="Calibri" w:cs="Calibri" w:eastAsia="Calibri" w:hAnsi="Calibri"/>
         </w:rPr>
-        <w:t xml:space="preserve">Most of the new holds are swaps (176) and the renames that stamp them (222). Outcome: the run books $57.45 a day, +153 top-of-search clicks and +19.1 orders a week. Almost all of it comes from 10 new campaigns, each assumed to take 15 top-of-search clicks and 1.89 orders a week from day one. With the builds, the raise and the held cuts removed, the run’s own arithmetic gives -$3.82 a day, -13 clicks and -1.8 orders a week: a small trim, which is what a maintenance run on this product should be. The swaps are not priced in either figure.</w:t>
+        <w:t xml:space="preserve">Most of the new holds are swaps (176) and the renames that stamp them (220). Outcome: the run books $57.45 a day, +153 top-of-search clicks and +19.1 orders a week. Almost all of it comes from 10 new campaigns, each assumed to take 15 top-of-search clicks and 1.89 orders a week from day one. With the builds, the raise and the held cuts removed, the run’s own arithmetic gives -$3.82 a day, -13 clicks and -1.8 orders a week: a small trim, which is what a maintenance run on this product should be. The swaps are not priced in either figure.</w:t>
       </w:r>
     </w:p>
     <w:p>
@@ -5294,7 +5294,7 @@
         <w:rPr>
           <w:rFonts w:ascii="Calibri" w:cs="Calibri" w:eastAsia="Calibri" w:hAnsi="Calibri"/>
         </w:rPr>
-        <w:t xml:space="preserve">The enabled campaigns advertise 49 children. 6 of them are out or under 14 days of stock: 22 campaigns, $403 of the $1,489 spent in the last 14 days. 1 more are at risk (flagged by the planner, under 30 days, or under 14 days of sellable FBA units, with no inbound to cover it): 31 campaigns, $185.</w:t>
+        <w:t xml:space="preserve">The enabled campaigns advertise 49 children. 6 of them are out or under 14 days of stock: 22 campaigns, $403 of the $1,489 spent in the last 14 days. 1 more is at risk (flagged by the planner, under 30 days, or under 14 days of sellable FBA units, with no inbound to cover it): 31 campaigns, $185.</w:t>
       </w:r>
     </w:p>
     <w:tbl>
@@ -20205,7 +20205,7 @@
         <w:rPr>
           <w:rFonts w:ascii="Calibri" w:cs="Calibri" w:eastAsia="Calibri" w:hAnsi="Calibri"/>
         </w:rPr>
-        <w:t xml:space="preserve">Renames: 222 of the 338 stamp a swap target the ad will not serve; the stored review passed all 338. 19 follow a due swap and ship once it is done by hand.</w:t>
+        <w:t xml:space="preserve">Renames: 220 of the 338 stamp a swap target the ad will not serve; the stored review passed all 338. 19 follow a due swap and ship once it is done by hand.</w:t>
       </w:r>
     </w:p>
     <w:p>
@@ -28656,7 +28656,7 @@
                 <w:sz w:val="16"/>
                 <w:szCs w:val="16"/>
               </w:rPr>
-              <w:t xml:space="preserve">222</w:t>
+              <w:t xml:space="preserve">220</w:t>
             </w:r>
           </w:p>
         </w:tc>
@@ -29034,7 +29034,7 @@
                 <w:sz w:val="16"/>
                 <w:szCs w:val="16"/>
               </w:rPr>
-              <w:t xml:space="preserve">534</w:t>
+              <w:t xml:space="preserve">532</w:t>
             </w:r>
           </w:p>
         </w:tc>
